--- a/konferans-bildirisi/06-sunum/ICSMMEP26_Konusma_Metni.docx
+++ b/konferans-bildirisi/06-sunum/ICSMMEP26_Konusma_Metni.docx
@@ -204,7 +204,7 @@
                 <w:sz w:val="20"/>
                 <w:szCs w:val="20"/>
               </w:rPr>
-              <w:t xml:space="preserve">11:05</w:t>
+              <w:t xml:space="preserve">11:15</w:t>
             </w:r>
             <w:r>
               <w:rPr>
@@ -325,7 +325,7 @@
                 <w:sz w:val="20"/>
                 <w:szCs w:val="20"/>
               </w:rPr>
-              <w:t xml:space="preserve">≈ 12:20</w:t>
+              <w:t xml:space="preserve">≈ 12:30</w:t>
             </w:r>
           </w:p>
         </w:tc>
@@ -789,21 +789,21 @@
           <w:sz w:val="26"/>
           <w:szCs w:val="26"/>
         </w:rPr>
-        <w:t xml:space="preserve">6 · Scope — 0:15</w:t>
-      </w:r>
-    </w:p>
-    <w:p>
-      <w:pPr>
-        <w:spacing w:after="130" w:before="0" w:line="300"/>
-      </w:pPr>
-      <w:r>
-        <w:rPr>
-          <w:rFonts w:ascii="Calibri" w:cs="Calibri" w:eastAsia="Calibri" w:hAnsi="Calibri"/>
-          <w:color w:val="141414"/>
-          <w:sz w:val="23"/>
-          <w:szCs w:val="23"/>
-        </w:rPr>
-        <w:t xml:space="preserve">The boundaries of the work are set out here, so that nothing said today is read beyond them.</w:t>
+        <w:t xml:space="preserve">6 · Scope — 0:25</w:t>
+      </w:r>
+    </w:p>
+    <w:p>
+      <w:pPr>
+        <w:spacing w:after="130" w:before="0" w:line="300"/>
+      </w:pPr>
+      <w:r>
+        <w:rPr>
+          <w:rFonts w:ascii="Calibri" w:cs="Calibri" w:eastAsia="Calibri" w:hAnsi="Calibri"/>
+          <w:color w:val="141414"/>
+          <w:sz w:val="23"/>
+          <w:szCs w:val="23"/>
+        </w:rPr>
+        <w:t xml:space="preserve">The boundaries of the work are set out here, so that nothing said today is read beyond them. Five formulations were produced, with three specimens each for the mechanical tests, and three published standards were applied. The whole series was cured at ambient conditions in a single laboratory, and the application envelope throughout is non-loadbearing interior surfaces.</w:t>
       </w:r>
     </w:p>
     <w:p>
@@ -2648,21 +2648,21 @@
           <w:sz w:val="23"/>
           <w:szCs w:val="23"/>
         </w:rPr>
-        <w:t xml:space="preserve">Yüksek sesle, kronometreyle oku. Metnin kendisi 11:05; sahnede duraklarla</w:t>
-      </w:r>
-    </w:p>
-    <w:p>
-      <w:pPr>
-        <w:spacing w:after="130" w:before="0" w:line="300"/>
-      </w:pPr>
-      <w:r>
-        <w:rPr>
-          <w:rFonts w:ascii="Calibri" w:cs="Calibri" w:eastAsia="Calibri" w:hAnsi="Calibri"/>
-          <w:color w:val="141414"/>
-          <w:sz w:val="23"/>
-          <w:szCs w:val="23"/>
-        </w:rPr>
-        <w:t xml:space="preserve">12:20 civarı.</w:t>
+        <w:t xml:space="preserve">Yüksek sesle, kronometreyle oku. Metnin kendisi 11:15; sahnede duraklarla</w:t>
+      </w:r>
+    </w:p>
+    <w:p>
+      <w:pPr>
+        <w:spacing w:after="130" w:before="0" w:line="300"/>
+      </w:pPr>
+      <w:r>
+        <w:rPr>
+          <w:rFonts w:ascii="Calibri" w:cs="Calibri" w:eastAsia="Calibri" w:hAnsi="Calibri"/>
+          <w:color w:val="141414"/>
+          <w:sz w:val="23"/>
+          <w:szCs w:val="23"/>
+        </w:rPr>
+        <w:t xml:space="preserve">12:30 civarı.</w:t>
       </w:r>
     </w:p>
     <w:p>
